--- a/docs/entregables/SEM05/1_Acta de Aceptación de Entregables.docx
+++ b/docs/entregables/SEM05/1_Acta de Aceptación de Entregables.docx
@@ -1517,7 +1517,7 @@
                 <w:rFonts w:ascii="Calibri" w:hAnsi="Calibri"/>
                 <w:sz w:val="18"/>
               </w:rPr>
-              <w:t>Suite de 93 pruebas unitarias y de integración automatizadas en backend ejecutadas con pytest (0 fallos).</w:t>
+              <w:t>Batería integral de 374 pruebas automatizadas con 100% de éxito (0 fallos): 93 pruebas unitarias y de integración en backend con pytest/FastAPI y 281 pruebas unitarias en frontend con Vitest/Angular 21 (servicios, componentes y guards).</w:t>
             </w:r>
           </w:p>
           <w:p>
@@ -1538,7 +1538,7 @@
                 <w:rFonts w:ascii="Calibri" w:hAnsi="Calibri"/>
                 <w:sz w:val="18"/>
               </w:rPr>
-              <w:t>Compilación limpia del frontend en Angular 21 en 3.2 segundos sin errores de TypeScript ni estilos.</w:t>
+              <w:t>Pipeline de integración y despliegue continuo (CI/CD) automatizado en GitHub Actions ejecutando compilación y suites completas de pruebas ante cada Pull Request.</w:t>
             </w:r>
           </w:p>
           <w:p>
@@ -1559,7 +1559,7 @@
                 <w:rFonts w:ascii="Calibri" w:hAnsi="Calibri"/>
                 <w:sz w:val="18"/>
               </w:rPr>
-              <w:t>Demostración interactiva del software funcionando en vivo sobre entorno local Docker.</w:t>
+              <w:t>Demostración interactiva del software funcionando en vivo sobre entorno contenerizado con Docker Compose y respaldo en VPS propio.</w:t>
             </w:r>
           </w:p>
         </w:tc>

--- a/docs/entregables/SEM05/1_Acta de Aceptación de Entregables.docx
+++ b/docs/entregables/SEM05/1_Acta de Aceptación de Entregables.docx
@@ -413,22 +413,66 @@
             <w:r>
               <w:rPr>
                 <w:rFonts w:ascii="Calibri" w:hAnsi="Calibri"/>
+                <w:b/>
+                <w:color w:val="000000"/>
+                <w:sz w:val="18"/>
+              </w:rPr>
+              <w:t>1.0 (AAE-01)</w:t>
+            </w:r>
+          </w:p>
+        </w:tc>
+        <w:tc>
+          <w:tcPr>
+            <w:tcW w:w="2522" w:type="dxa"/>
+            <w:vAlign w:val="center"/>
+          </w:tcPr>
+          <w:p>
+            <w:pPr>
+              <w:jc w:val="center"/>
+            </w:pPr>
+            <w:r/>
+            <w:r>
+              <w:rPr>
+                <w:rFonts w:ascii="Calibri" w:hAnsi="Calibri"/>
+                <w:b/>
+                <w:color w:val="000000"/>
+                <w:sz w:val="18"/>
+              </w:rPr>
+              <w:t>Aprobada por Gerencia</w:t>
+            </w:r>
+          </w:p>
+        </w:tc>
+        <w:tc>
+          <w:tcPr>
+            <w:tcW w:w="2446" w:type="dxa"/>
+            <w:vAlign w:val="center"/>
+          </w:tcPr>
+          <w:p>
+            <w:pPr>
+              <w:jc w:val="left"/>
+            </w:pPr>
+            <w:r/>
+            <w:r>
+              <w:rPr>
+                <w:rFonts w:ascii="Calibri" w:hAnsi="Calibri"/>
                 <w:b w:val="0"/>
                 <w:color w:val="000000"/>
-                <w:sz w:val="18"/>
-              </w:rPr>
-              <w:t>1.0</w:t>
-            </w:r>
-          </w:p>
-        </w:tc>
-        <w:tc>
-          <w:tcPr>
-            <w:tcW w:w="2522" w:type="dxa"/>
-            <w:vAlign w:val="center"/>
-          </w:tcPr>
-          <w:p>
-            <w:pPr>
-              <w:jc w:val="center"/>
+                <w:sz w:val="17"/>
+              </w:rPr>
+              <w:t>Gerardo Erick Plasencia Torres</w:t>
+              <w:br/>
+              <w:t>(Líder de Proyecto / Scrum Master)</w:t>
+            </w:r>
+          </w:p>
+        </w:tc>
+        <w:tc>
+          <w:tcPr>
+            <w:tcW w:w="2446" w:type="dxa"/>
+            <w:vAlign w:val="center"/>
+          </w:tcPr>
+          <w:p>
+            <w:pPr>
+              <w:jc w:val="left"/>
             </w:pPr>
             <w:r/>
             <w:r>
@@ -436,68 +480,32 @@
                 <w:rFonts w:ascii="Calibri" w:hAnsi="Calibri"/>
                 <w:b w:val="0"/>
                 <w:color w:val="000000"/>
-                <w:sz w:val="18"/>
-              </w:rPr>
-              <w:t>Revisión</w:t>
-            </w:r>
-          </w:p>
-        </w:tc>
-        <w:tc>
-          <w:tcPr>
-            <w:tcW w:w="2446" w:type="dxa"/>
-            <w:vAlign w:val="center"/>
-          </w:tcPr>
-          <w:p>
-            <w:pPr>
-              <w:jc w:val="left"/>
+                <w:sz w:val="17"/>
+              </w:rPr>
+              <w:t>Marcell Magaly Vásquez Loje</w:t>
+              <w:br/>
+              <w:t>(Gerente de Administración / Product Owner)</w:t>
+              <w:br/>
+              <w:t>Juan Carlos Plasencia Torres</w:t>
+              <w:br/>
+              <w:t>(Gerente General / Project Sponsor)</w:t>
+            </w:r>
+          </w:p>
+        </w:tc>
+        <w:tc>
+          <w:tcPr>
+            <w:tcW w:w="1486" w:type="dxa"/>
+            <w:vAlign w:val="center"/>
+          </w:tcPr>
+          <w:p>
+            <w:pPr>
+              <w:jc w:val="center"/>
             </w:pPr>
             <w:r/>
             <w:r>
               <w:rPr>
                 <w:rFonts w:ascii="Calibri" w:hAnsi="Calibri"/>
-                <w:b w:val="0"/>
-                <w:color w:val="000000"/>
-                <w:sz w:val="18"/>
-              </w:rPr>
-              <w:t>Gerardo Plasencia Torres</w:t>
-            </w:r>
-          </w:p>
-        </w:tc>
-        <w:tc>
-          <w:tcPr>
-            <w:tcW w:w="2446" w:type="dxa"/>
-            <w:vAlign w:val="center"/>
-          </w:tcPr>
-          <w:p>
-            <w:pPr>
-              <w:jc w:val="left"/>
-            </w:pPr>
-            <w:r/>
-            <w:r>
-              <w:rPr>
-                <w:rFonts w:ascii="Calibri" w:hAnsi="Calibri"/>
-                <w:b w:val="0"/>
-                <w:color w:val="000000"/>
-                <w:sz w:val="18"/>
-              </w:rPr>
-              <w:t>Marcell Magaly Vásquez Loje</w:t>
-            </w:r>
-          </w:p>
-        </w:tc>
-        <w:tc>
-          <w:tcPr>
-            <w:tcW w:w="1486" w:type="dxa"/>
-            <w:vAlign w:val="center"/>
-          </w:tcPr>
-          <w:p>
-            <w:pPr>
-              <w:jc w:val="center"/>
-            </w:pPr>
-            <w:r/>
-            <w:r>
-              <w:rPr>
-                <w:rFonts w:ascii="Calibri" w:hAnsi="Calibri"/>
-                <w:b w:val="0"/>
+                <w:b/>
                 <w:color w:val="000000"/>
                 <w:sz w:val="18"/>
               </w:rPr>
@@ -744,7 +752,7 @@
                 <w:color w:val="000000"/>
                 <w:sz w:val="19"/>
               </w:rPr>
-              <w:t>Paquete Consolidado de Entregables de Línea Base y Primer Incremento de Software Funcional</w:t>
+              <w:t>Paquete Consolidado de Entregables de Línea Base y Primer Incremento de Software Funcional (Código de Acta: AAE-01)</w:t>
             </w:r>
           </w:p>
         </w:tc>
@@ -900,7 +908,7 @@
                 <w:color w:val="000000"/>
                 <w:sz w:val="19"/>
               </w:rPr>
-              <w:t>25/09/2026</w:t>
+              <w:t>26/09/2026</w:t>
             </w:r>
           </w:p>
         </w:tc>
@@ -1056,7 +1064,7 @@
                 <w:color w:val="000000"/>
                 <w:sz w:val="19"/>
               </w:rPr>
-              <w:t>26/09/2026 (Reunión técnica presencial post-sesión de clase)</w:t>
+              <w:t>26/09/2026 (Reunión técnica presencial en taller de Impresos Trujillo E.I.R.L. al cierre del Sprint 2 y Evaluación T1)</w:t>
             </w:r>
           </w:p>
         </w:tc>
@@ -1517,7 +1525,7 @@
                 <w:rFonts w:ascii="Calibri" w:hAnsi="Calibri"/>
                 <w:sz w:val="18"/>
               </w:rPr>
-              <w:t>Batería integral de 374 pruebas automatizadas con 100% de éxito (0 fallos): 93 pruebas unitarias y de integración en backend con pytest/FastAPI y 281 pruebas unitarias en frontend con Vitest/Angular 21 (servicios, componentes y guards).</w:t>
+              <w:t>Batería integral de 375 pruebas automatizadas con 100% de éxito (0 fallos): 93 pruebas unitarias y de integración en backend con pytest/FastAPI y 282 pruebas unitarias en frontend con Vitest/Angular 21 (servicios, componentes y guards).</w:t>
             </w:r>
           </w:p>
           <w:p>
@@ -2096,7 +2104,7 @@
                 <w:rFonts w:ascii="Calibri" w:hAnsi="Calibri"/>
                 <w:b/>
                 <w:color w:val="000000"/>
-                <w:sz w:val="19"/>
+                <w:sz w:val="18"/>
               </w:rPr>
               <w:t>Marcell Magaly Vásquez Loje</w:t>
             </w:r>
@@ -2117,7 +2125,7 @@
                 <w:rFonts w:ascii="Calibri" w:hAnsi="Calibri"/>
                 <w:b w:val="0"/>
                 <w:color w:val="000000"/>
-                <w:sz w:val="17"/>
+                <w:sz w:val="16"/>
               </w:rPr>
               <w:t>Gerente de Administración / Product Owner</w:t>
               <w:br/>
@@ -2140,7 +2148,7 @@
                 <w:rFonts w:ascii="Calibri" w:hAnsi="Calibri"/>
                 <w:b w:val="0"/>
                 <w:color w:val="000000"/>
-                <w:sz w:val="19"/>
+                <w:sz w:val="18"/>
               </w:rPr>
               <w:t>26/09/2026</w:t>
             </w:r>
@@ -2161,13 +2169,13 @@
                 <w:rFonts w:ascii="Calibri" w:hAnsi="Calibri"/>
                 <w:b w:val="0"/>
                 <w:color w:val="000000"/>
-                <w:sz w:val="17"/>
+                <w:sz w:val="16"/>
               </w:rPr>
               <w:br/>
               <w:br/>
               <w:t>_____________________________</w:t>
               <w:br/>
-              <w:t>Firma del Representante</w:t>
+              <w:t>Firma de Conformidad / PO</w:t>
             </w:r>
           </w:p>
         </w:tc>
@@ -2187,9 +2195,9 @@
                 <w:rFonts w:ascii="Calibri" w:hAnsi="Calibri"/>
                 <w:b/>
                 <w:color w:val="000000"/>
-                <w:sz w:val="19"/>
-              </w:rPr>
-              <w:t>Gerardo Erick Plasencia Torres</w:t>
+                <w:sz w:val="18"/>
+              </w:rPr>
+              <w:t>Juan Carlos Plasencia Torres</w:t>
             </w:r>
           </w:p>
         </w:tc>
@@ -2207,11 +2215,99 @@
                 <w:rFonts w:ascii="Calibri" w:hAnsi="Calibri"/>
                 <w:b w:val="0"/>
                 <w:color w:val="000000"/>
-                <w:sz w:val="17"/>
+                <w:sz w:val="16"/>
+              </w:rPr>
+              <w:t>Gerente General / Project Sponsor</w:t>
+              <w:br/>
+              <w:t>Impresos Trujillo E.I.R.L.</w:t>
+            </w:r>
+          </w:p>
+        </w:tc>
+        <w:tc>
+          <w:tcPr>
+            <w:tcW w:type="dxa" w:w="1655"/>
+          </w:tcPr>
+          <w:p>
+            <w:pPr>
+              <w:jc w:val="center"/>
+            </w:pPr>
+            <w:r/>
+            <w:r>
+              <w:rPr>
+                <w:rFonts w:ascii="Calibri" w:hAnsi="Calibri"/>
+                <w:b w:val="0"/>
+                <w:color w:val="000000"/>
+                <w:sz w:val="18"/>
+              </w:rPr>
+              <w:t>26/09/2026</w:t>
+            </w:r>
+          </w:p>
+        </w:tc>
+        <w:tc>
+          <w:tcPr>
+            <w:tcW w:type="dxa" w:w="2423"/>
+          </w:tcPr>
+          <w:p>
+            <w:pPr>
+              <w:jc w:val="center"/>
+            </w:pPr>
+            <w:r/>
+            <w:r>
+              <w:rPr>
+                <w:rFonts w:ascii="Calibri" w:hAnsi="Calibri"/>
+                <w:b w:val="0"/>
+                <w:color w:val="000000"/>
+                <w:sz w:val="16"/>
+              </w:rPr>
+              <w:br/>
+              <w:br/>
+              <w:t>_____________________________</w:t>
+              <w:br/>
+              <w:t>Firma y Sello de Gerencia General</w:t>
+            </w:r>
+          </w:p>
+        </w:tc>
+      </w:tr>
+      <w:tr>
+        <w:tc>
+          <w:tcPr>
+            <w:tcW w:type="dxa" w:w="2672"/>
+          </w:tcPr>
+          <w:p>
+            <w:pPr>
+              <w:jc w:val="left"/>
+            </w:pPr>
+            <w:r/>
+            <w:r>
+              <w:rPr>
+                <w:rFonts w:ascii="Calibri" w:hAnsi="Calibri"/>
+                <w:b/>
+                <w:color w:val="000000"/>
+                <w:sz w:val="18"/>
+              </w:rPr>
+              <w:t>Gerardo Erick Plasencia Torres</w:t>
+            </w:r>
+          </w:p>
+        </w:tc>
+        <w:tc>
+          <w:tcPr>
+            <w:tcW w:type="dxa" w:w="2889"/>
+          </w:tcPr>
+          <w:p>
+            <w:pPr>
+              <w:jc w:val="left"/>
+            </w:pPr>
+            <w:r/>
+            <w:r>
+              <w:rPr>
+                <w:rFonts w:ascii="Calibri" w:hAnsi="Calibri"/>
+                <w:b w:val="0"/>
+                <w:color w:val="000000"/>
+                <w:sz w:val="16"/>
               </w:rPr>
               <w:t>Líder de Proyecto / Scrum Master</w:t>
               <w:br/>
-              <w:t>Equipo Scrum Capstone UPN</w:t>
+              <w:t>Equipo Capstone UPN Grupo 2</w:t>
             </w:r>
           </w:p>
         </w:tc>
@@ -2229,7 +2325,7 @@
                 <w:rFonts w:ascii="Calibri" w:hAnsi="Calibri"/>
                 <w:b w:val="0"/>
                 <w:color w:val="000000"/>
-                <w:sz w:val="19"/>
+                <w:sz w:val="18"/>
               </w:rPr>
               <w:t>26/09/2026</w:t>
             </w:r>
@@ -2249,7 +2345,7 @@
                 <w:rFonts w:ascii="Calibri" w:hAnsi="Calibri"/>
                 <w:b w:val="0"/>
                 <w:color w:val="000000"/>
-                <w:sz w:val="17"/>
+                <w:sz w:val="16"/>
               </w:rPr>
               <w:br/>
               <w:br/>
